--- a/backend-exhibits/Egnyte to Google (MyDrive & ShareDrive) std included.docx
+++ b/backend-exhibits/Egnyte to Google (MyDrive & ShareDrive) std included.docx
@@ -39,14 +39,14 @@
               <w:ind w:left="52"/>
               <w:jc w:val="center"/>
               <w:rPr>
-                <w:rFonts w:ascii="Arial" w:hAnsi="Arial" w:cs="Arial"/>
-                <w:sz w:val="21"/>
-                <w:szCs w:val="21"/>
-              </w:rPr>
-            </w:pPr>
-            <w:r>
-              <w:rPr>
-                <w:rFonts w:ascii="Arial" w:eastAsia="Arial" w:hAnsi="Arial" w:cs="Arial"/>
+                <w:rFonts w:ascii="Arial" w:hAnsi="Arial" w:cs="Arial" w:eastAsia="Arial"/>
+                <w:sz w:val="21"/>
+                <w:szCs w:val="21"/>
+              </w:rPr>
+            </w:pPr>
+            <w:r>
+              <w:rPr>
+                <w:rFonts w:ascii="Arial" w:hAnsi="Arial" w:cs="Arial" w:eastAsia="Arial"/>
                 <w:b/>
                 <w:sz w:val="21"/>
                 <w:szCs w:val="21"/>
@@ -55,7 +55,7 @@
             </w:r>
             <w:r>
               <w:rPr>
-                <w:rFonts w:ascii="Arial" w:eastAsia="Arial" w:hAnsi="Arial" w:cs="Arial"/>
+                <w:rFonts w:ascii="Arial" w:hAnsi="Arial" w:cs="Arial" w:eastAsia="Arial"/>
                 <w:b/>
                 <w:sz w:val="21"/>
                 <w:szCs w:val="21"/>
@@ -64,7 +64,7 @@
             </w:r>
             <w:r>
               <w:rPr>
-                <w:rFonts w:ascii="Arial" w:eastAsia="Arial" w:hAnsi="Arial" w:cs="Arial"/>
+                <w:rFonts w:ascii="Arial" w:hAnsi="Arial" w:cs="Arial" w:eastAsia="Arial"/>
                 <w:b/>
                 <w:sz w:val="21"/>
                 <w:szCs w:val="21"/>
@@ -73,7 +73,7 @@
             </w:r>
             <w:r>
               <w:rPr>
-                <w:rFonts w:ascii="Arial" w:eastAsia="Arial" w:hAnsi="Arial" w:cs="Arial"/>
+                <w:rFonts w:ascii="Arial" w:hAnsi="Arial" w:cs="Arial" w:eastAsia="Arial"/>
                 <w:b/>
                 <w:sz w:val="21"/>
                 <w:szCs w:val="21"/>
@@ -82,7 +82,7 @@
             </w:r>
             <w:r>
               <w:rPr>
-                <w:rFonts w:ascii="Arial" w:eastAsia="Arial" w:hAnsi="Arial" w:cs="Arial"/>
+                <w:rFonts w:ascii="Arial" w:hAnsi="Arial" w:cs="Arial" w:eastAsia="Arial"/>
                 <w:b/>
                 <w:sz w:val="21"/>
                 <w:szCs w:val="21"/>
@@ -91,7 +91,7 @@
             </w:r>
             <w:r>
               <w:rPr>
-                <w:rFonts w:ascii="Arial" w:eastAsia="Arial" w:hAnsi="Arial" w:cs="Arial"/>
+                <w:rFonts w:ascii="Arial" w:hAnsi="Arial" w:cs="Arial" w:eastAsia="Arial"/>
                 <w:b/>
                 <w:sz w:val="21"/>
                 <w:szCs w:val="21"/>
@@ -119,16 +119,16 @@
             <w:pPr>
               <w:ind w:left="3"/>
               <w:rPr>
-                <w:rFonts w:ascii="Arial" w:hAnsi="Arial" w:cs="Arial"/>
-                <w:b/>
-                <w:bCs/>
-                <w:sz w:val="21"/>
-                <w:szCs w:val="21"/>
-              </w:rPr>
-            </w:pPr>
-            <w:r>
-              <w:rPr>
-                <w:rFonts w:ascii="Arial" w:hAnsi="Arial" w:cs="Arial"/>
+                <w:rFonts w:ascii="Arial" w:hAnsi="Arial" w:cs="Arial" w:eastAsia="Arial"/>
+                <w:b/>
+                <w:bCs/>
+                <w:sz w:val="21"/>
+                <w:szCs w:val="21"/>
+              </w:rPr>
+            </w:pPr>
+            <w:r>
+              <w:rPr>
+                <w:rFonts w:ascii="Arial" w:hAnsi="Arial" w:cs="Arial" w:eastAsia="Arial"/>
                 <w:b/>
                 <w:bCs/>
                 <w:sz w:val="21"/>
@@ -151,14 +151,14 @@
           <w:p>
             <w:pPr>
               <w:rPr>
-                <w:rFonts w:ascii="Arial" w:hAnsi="Arial" w:cs="Arial"/>
-                <w:sz w:val="21"/>
-                <w:szCs w:val="21"/>
-              </w:rPr>
-            </w:pPr>
-            <w:r>
-              <w:rPr>
-                <w:rFonts w:ascii="Arial" w:hAnsi="Arial" w:cs="Arial"/>
+                <w:rFonts w:ascii="Arial" w:hAnsi="Arial" w:cs="Arial" w:eastAsia="Arial"/>
+                <w:sz w:val="21"/>
+                <w:szCs w:val="21"/>
+              </w:rPr>
+            </w:pPr>
+            <w:r>
+              <w:rPr>
+                <w:rFonts w:ascii="Arial" w:hAnsi="Arial" w:cs="Arial" w:eastAsia="Arial"/>
                 <w:sz w:val="21"/>
                 <w:szCs w:val="21"/>
               </w:rPr>
@@ -166,7 +166,7 @@
             </w:r>
             <w:r>
               <w:rPr>
-                <w:rFonts w:ascii="Arial" w:hAnsi="Arial" w:cs="Arial"/>
+                <w:rFonts w:ascii="Arial" w:hAnsi="Arial" w:cs="Arial" w:eastAsia="Arial"/>
                 <w:sz w:val="21"/>
                 <w:szCs w:val="21"/>
               </w:rPr>
@@ -193,16 +193,16 @@
             <w:pPr>
               <w:ind w:left="3"/>
               <w:rPr>
-                <w:rFonts w:ascii="Arial" w:hAnsi="Arial" w:cs="Arial"/>
-                <w:b/>
-                <w:bCs/>
-                <w:sz w:val="21"/>
-                <w:szCs w:val="21"/>
-              </w:rPr>
-            </w:pPr>
-            <w:r>
-              <w:rPr>
-                <w:rFonts w:ascii="Arial" w:hAnsi="Arial" w:cs="Arial"/>
+                <w:rFonts w:ascii="Arial" w:hAnsi="Arial" w:cs="Arial" w:eastAsia="Arial"/>
+                <w:b/>
+                <w:bCs/>
+                <w:sz w:val="21"/>
+                <w:szCs w:val="21"/>
+              </w:rPr>
+            </w:pPr>
+            <w:r>
+              <w:rPr>
+                <w:rFonts w:ascii="Arial" w:hAnsi="Arial" w:cs="Arial" w:eastAsia="Arial"/>
                 <w:b/>
                 <w:bCs/>
                 <w:sz w:val="21"/>
@@ -226,14 +226,14 @@
             <w:pPr>
               <w:spacing w:line="240" w:lineRule="auto"/>
               <w:rPr>
-                <w:rFonts w:ascii="Arial" w:eastAsia="Times New Roman" w:hAnsi="Arial" w:cs="Arial"/>
-                <w:sz w:val="21"/>
-                <w:szCs w:val="21"/>
-              </w:rPr>
-            </w:pPr>
-            <w:r>
-              <w:rPr>
-                <w:rFonts w:ascii="Arial" w:hAnsi="Arial" w:cs="Arial"/>
+                <w:rFonts w:ascii="Arial" w:hAnsi="Arial" w:cs="Arial" w:eastAsia="Arial"/>
+                <w:sz w:val="21"/>
+                <w:szCs w:val="21"/>
+              </w:rPr>
+            </w:pPr>
+            <w:r>
+              <w:rPr>
+                <w:rFonts w:ascii="Arial" w:hAnsi="Arial" w:cs="Arial" w:eastAsia="Arial"/>
                 <w:sz w:val="21"/>
                 <w:szCs w:val="21"/>
               </w:rPr>
@@ -243,7 +243,7 @@
           <w:p>
             <w:pPr>
               <w:rPr>
-                <w:rFonts w:ascii="Arial" w:hAnsi="Arial" w:cs="Arial"/>
+                <w:rFonts w:ascii="Arial" w:hAnsi="Arial" w:cs="Arial" w:eastAsia="Arial"/>
                 <w:sz w:val="21"/>
                 <w:szCs w:val="21"/>
               </w:rPr>
@@ -269,16 +269,16 @@
             <w:pPr>
               <w:ind w:left="3"/>
               <w:rPr>
-                <w:rFonts w:ascii="Arial" w:hAnsi="Arial" w:cs="Arial"/>
-                <w:b/>
-                <w:bCs/>
-                <w:sz w:val="21"/>
-                <w:szCs w:val="21"/>
-              </w:rPr>
-            </w:pPr>
-            <w:r>
-              <w:rPr>
-                <w:rFonts w:ascii="Arial" w:hAnsi="Arial" w:cs="Arial"/>
+                <w:rFonts w:ascii="Arial" w:hAnsi="Arial" w:cs="Arial" w:eastAsia="Arial"/>
+                <w:b/>
+                <w:bCs/>
+                <w:sz w:val="21"/>
+                <w:szCs w:val="21"/>
+              </w:rPr>
+            </w:pPr>
+            <w:r>
+              <w:rPr>
+                <w:rFonts w:ascii="Arial" w:hAnsi="Arial" w:cs="Arial" w:eastAsia="Arial"/>
                 <w:b/>
                 <w:bCs/>
                 <w:sz w:val="21"/>
@@ -301,14 +301,14 @@
           <w:p>
             <w:pPr>
               <w:rPr>
-                <w:rFonts w:ascii="Arial" w:hAnsi="Arial" w:cs="Arial"/>
-                <w:sz w:val="21"/>
-                <w:szCs w:val="21"/>
-              </w:rPr>
-            </w:pPr>
-            <w:r>
-              <w:rPr>
-                <w:rFonts w:ascii="Arial" w:hAnsi="Arial" w:cs="Arial"/>
+                <w:rFonts w:ascii="Arial" w:hAnsi="Arial" w:cs="Arial" w:eastAsia="Arial"/>
+                <w:sz w:val="21"/>
+                <w:szCs w:val="21"/>
+              </w:rPr>
+            </w:pPr>
+            <w:r>
+              <w:rPr>
+                <w:rFonts w:ascii="Arial" w:hAnsi="Arial" w:cs="Arial" w:eastAsia="Arial"/>
                 <w:sz w:val="21"/>
                 <w:szCs w:val="21"/>
               </w:rPr>
@@ -317,7 +317,7 @@
             <w:proofErr w:type="spellStart"/>
             <w:r>
               <w:rPr>
-                <w:rFonts w:ascii="Arial" w:hAnsi="Arial" w:cs="Arial"/>
+                <w:rFonts w:ascii="Arial" w:hAnsi="Arial" w:cs="Arial" w:eastAsia="Arial"/>
                 <w:sz w:val="21"/>
                 <w:szCs w:val="21"/>
               </w:rPr>
@@ -326,7 +326,7 @@
             <w:proofErr w:type="spellEnd"/>
             <w:r>
               <w:rPr>
-                <w:rFonts w:ascii="Arial" w:hAnsi="Arial" w:cs="Arial"/>
+                <w:rFonts w:ascii="Arial" w:hAnsi="Arial" w:cs="Arial" w:eastAsia="Arial"/>
                 <w:sz w:val="21"/>
                 <w:szCs w:val="21"/>
               </w:rPr>
@@ -353,16 +353,16 @@
             <w:pPr>
               <w:ind w:left="3"/>
               <w:rPr>
-                <w:rFonts w:ascii="Arial" w:hAnsi="Arial" w:cs="Arial"/>
-                <w:b/>
-                <w:bCs/>
-                <w:sz w:val="21"/>
-                <w:szCs w:val="21"/>
-              </w:rPr>
-            </w:pPr>
-            <w:r>
-              <w:rPr>
-                <w:rFonts w:ascii="Arial" w:hAnsi="Arial" w:cs="Arial"/>
+                <w:rFonts w:ascii="Arial" w:hAnsi="Arial" w:cs="Arial" w:eastAsia="Arial"/>
+                <w:b/>
+                <w:bCs/>
+                <w:sz w:val="21"/>
+                <w:szCs w:val="21"/>
+              </w:rPr>
+            </w:pPr>
+            <w:r>
+              <w:rPr>
+                <w:rFonts w:ascii="Arial" w:hAnsi="Arial" w:cs="Arial" w:eastAsia="Arial"/>
                 <w:b/>
                 <w:bCs/>
                 <w:sz w:val="21"/>
@@ -385,14 +385,14 @@
           <w:p>
             <w:pPr>
               <w:rPr>
-                <w:rFonts w:ascii="Arial" w:hAnsi="Arial" w:cs="Arial"/>
-                <w:sz w:val="21"/>
-                <w:szCs w:val="21"/>
-              </w:rPr>
-            </w:pPr>
-            <w:r>
-              <w:rPr>
-                <w:rFonts w:ascii="Arial" w:hAnsi="Arial" w:cs="Arial"/>
+                <w:rFonts w:ascii="Arial" w:hAnsi="Arial" w:cs="Arial" w:eastAsia="Arial"/>
+                <w:sz w:val="21"/>
+                <w:szCs w:val="21"/>
+              </w:rPr>
+            </w:pPr>
+            <w:r>
+              <w:rPr>
+                <w:rFonts w:ascii="Arial" w:hAnsi="Arial" w:cs="Arial" w:eastAsia="Arial"/>
                 <w:sz w:val="21"/>
                 <w:szCs w:val="21"/>
               </w:rPr>
@@ -419,16 +419,16 @@
             <w:pPr>
               <w:ind w:left="3"/>
               <w:rPr>
-                <w:rFonts w:ascii="Arial" w:hAnsi="Arial" w:cs="Arial"/>
-                <w:b/>
-                <w:bCs/>
-                <w:sz w:val="21"/>
-                <w:szCs w:val="21"/>
-              </w:rPr>
-            </w:pPr>
-            <w:r>
-              <w:rPr>
-                <w:rFonts w:ascii="Arial" w:hAnsi="Arial" w:cs="Arial"/>
+                <w:rFonts w:ascii="Arial" w:hAnsi="Arial" w:cs="Arial" w:eastAsia="Arial"/>
+                <w:b/>
+                <w:bCs/>
+                <w:sz w:val="21"/>
+                <w:szCs w:val="21"/>
+              </w:rPr>
+            </w:pPr>
+            <w:r>
+              <w:rPr>
+                <w:rFonts w:ascii="Arial" w:hAnsi="Arial" w:cs="Arial" w:eastAsia="Arial"/>
                 <w:b/>
                 <w:bCs/>
                 <w:sz w:val="21"/>
@@ -451,7 +451,7 @@
           <w:p>
             <w:pPr>
               <w:rPr>
-                <w:rFonts w:ascii="Arial" w:hAnsi="Arial" w:cs="Arial"/>
+                <w:rFonts w:ascii="Arial" w:hAnsi="Arial" w:cs="Arial" w:eastAsia="Arial"/>
                 <w:sz w:val="21"/>
                 <w:szCs w:val="21"/>
               </w:rPr>
@@ -459,7 +459,7 @@
             <w:proofErr w:type="spellStart"/>
             <w:r>
               <w:rPr>
-                <w:rFonts w:ascii="Arial" w:hAnsi="Arial" w:cs="Arial"/>
+                <w:rFonts w:ascii="Arial" w:hAnsi="Arial" w:cs="Arial" w:eastAsia="Arial"/>
                 <w:sz w:val="21"/>
                 <w:szCs w:val="21"/>
               </w:rPr>
@@ -468,7 +468,7 @@
             <w:proofErr w:type="spellEnd"/>
             <w:r>
               <w:rPr>
-                <w:rFonts w:ascii="Arial" w:hAnsi="Arial" w:cs="Arial"/>
+                <w:rFonts w:ascii="Arial" w:hAnsi="Arial" w:cs="Arial" w:eastAsia="Arial"/>
                 <w:sz w:val="21"/>
                 <w:szCs w:val="21"/>
               </w:rPr>
@@ -495,16 +495,16 @@
             <w:pPr>
               <w:ind w:left="3"/>
               <w:rPr>
-                <w:rFonts w:ascii="Arial" w:hAnsi="Arial" w:cs="Arial"/>
-                <w:b/>
-                <w:bCs/>
-                <w:sz w:val="21"/>
-                <w:szCs w:val="21"/>
-              </w:rPr>
-            </w:pPr>
-            <w:r>
-              <w:rPr>
-                <w:rFonts w:ascii="Arial" w:hAnsi="Arial" w:cs="Arial"/>
+                <w:rFonts w:ascii="Arial" w:hAnsi="Arial" w:cs="Arial" w:eastAsia="Arial"/>
+                <w:b/>
+                <w:bCs/>
+                <w:sz w:val="21"/>
+                <w:szCs w:val="21"/>
+              </w:rPr>
+            </w:pPr>
+            <w:r>
+              <w:rPr>
+                <w:rFonts w:ascii="Arial" w:hAnsi="Arial" w:cs="Arial" w:eastAsia="Arial"/>
                 <w:b/>
                 <w:bCs/>
                 <w:sz w:val="21"/>
@@ -527,7 +527,7 @@
           <w:p>
             <w:pPr>
               <w:rPr>
-                <w:rFonts w:ascii="Arial" w:hAnsi="Arial" w:cs="Arial"/>
+                <w:rFonts w:ascii="Arial" w:hAnsi="Arial" w:cs="Arial" w:eastAsia="Arial"/>
                 <w:sz w:val="21"/>
                 <w:szCs w:val="21"/>
               </w:rPr>
@@ -535,7 +535,7 @@
             <w:proofErr w:type="spellStart"/>
             <w:r>
               <w:rPr>
-                <w:rFonts w:ascii="Arial" w:hAnsi="Arial" w:cs="Arial"/>
+                <w:rFonts w:ascii="Arial" w:hAnsi="Arial" w:cs="Arial" w:eastAsia="Arial"/>
                 <w:sz w:val="21"/>
                 <w:szCs w:val="21"/>
               </w:rPr>
@@ -544,7 +544,7 @@
             <w:proofErr w:type="spellEnd"/>
             <w:r>
               <w:rPr>
-                <w:rFonts w:ascii="Arial" w:hAnsi="Arial" w:cs="Arial"/>
+                <w:rFonts w:ascii="Arial" w:hAnsi="Arial" w:cs="Arial" w:eastAsia="Arial"/>
                 <w:sz w:val="21"/>
                 <w:szCs w:val="21"/>
               </w:rPr>
@@ -571,16 +571,16 @@
             <w:pPr>
               <w:ind w:left="3"/>
               <w:rPr>
-                <w:rFonts w:ascii="Arial" w:hAnsi="Arial" w:cs="Arial"/>
-                <w:b/>
-                <w:bCs/>
-                <w:sz w:val="21"/>
-                <w:szCs w:val="21"/>
-              </w:rPr>
-            </w:pPr>
-            <w:r>
-              <w:rPr>
-                <w:rFonts w:ascii="Arial" w:hAnsi="Arial" w:cs="Arial"/>
+                <w:rFonts w:ascii="Arial" w:hAnsi="Arial" w:cs="Arial" w:eastAsia="Arial"/>
+                <w:b/>
+                <w:bCs/>
+                <w:sz w:val="21"/>
+                <w:szCs w:val="21"/>
+              </w:rPr>
+            </w:pPr>
+            <w:r>
+              <w:rPr>
+                <w:rFonts w:ascii="Arial" w:hAnsi="Arial" w:cs="Arial" w:eastAsia="Arial"/>
                 <w:b/>
                 <w:bCs/>
                 <w:sz w:val="21"/>
@@ -603,7 +603,7 @@
           <w:p>
             <w:pPr>
               <w:rPr>
-                <w:rFonts w:ascii="Arial" w:hAnsi="Arial" w:cs="Arial"/>
+                <w:rFonts w:ascii="Arial" w:hAnsi="Arial" w:cs="Arial" w:eastAsia="Arial"/>
                 <w:sz w:val="21"/>
                 <w:szCs w:val="21"/>
               </w:rPr>
@@ -611,7 +611,7 @@
             <w:proofErr w:type="spellStart"/>
             <w:r>
               <w:rPr>
-                <w:rFonts w:ascii="Arial" w:hAnsi="Arial" w:cs="Arial"/>
+                <w:rFonts w:ascii="Arial" w:hAnsi="Arial" w:cs="Arial" w:eastAsia="Arial"/>
                 <w:sz w:val="21"/>
                 <w:szCs w:val="21"/>
               </w:rPr>
@@ -620,7 +620,7 @@
             <w:proofErr w:type="spellEnd"/>
             <w:r>
               <w:rPr>
-                <w:rFonts w:ascii="Arial" w:hAnsi="Arial" w:cs="Arial"/>
+                <w:rFonts w:ascii="Arial" w:hAnsi="Arial" w:cs="Arial" w:eastAsia="Arial"/>
                 <w:sz w:val="21"/>
                 <w:szCs w:val="21"/>
               </w:rPr>
@@ -629,7 +629,7 @@
             <w:proofErr w:type="gramStart"/>
             <w:r>
               <w:rPr>
-                <w:rFonts w:ascii="Arial" w:hAnsi="Arial" w:cs="Arial"/>
+                <w:rFonts w:ascii="Arial" w:hAnsi="Arial" w:cs="Arial" w:eastAsia="Arial"/>
                 <w:sz w:val="21"/>
                 <w:szCs w:val="21"/>
               </w:rPr>
@@ -638,7 +638,7 @@
             <w:proofErr w:type="gramEnd"/>
             <w:r>
               <w:rPr>
-                <w:rFonts w:ascii="Arial" w:hAnsi="Arial" w:cs="Arial"/>
+                <w:rFonts w:ascii="Arial" w:hAnsi="Arial" w:cs="Arial" w:eastAsia="Arial"/>
                 <w:sz w:val="21"/>
                 <w:szCs w:val="21"/>
               </w:rPr>
@@ -665,16 +665,16 @@
             <w:pPr>
               <w:ind w:left="3"/>
               <w:rPr>
-                <w:rFonts w:ascii="Arial" w:hAnsi="Arial" w:cs="Arial"/>
-                <w:b/>
-                <w:bCs/>
-                <w:sz w:val="21"/>
-                <w:szCs w:val="21"/>
-              </w:rPr>
-            </w:pPr>
-            <w:r>
-              <w:rPr>
-                <w:rFonts w:ascii="Arial" w:hAnsi="Arial" w:cs="Arial"/>
+                <w:rFonts w:ascii="Arial" w:hAnsi="Arial" w:cs="Arial" w:eastAsia="Arial"/>
+                <w:b/>
+                <w:bCs/>
+                <w:sz w:val="21"/>
+                <w:szCs w:val="21"/>
+              </w:rPr>
+            </w:pPr>
+            <w:r>
+              <w:rPr>
+                <w:rFonts w:ascii="Arial" w:hAnsi="Arial" w:cs="Arial" w:eastAsia="Arial"/>
                 <w:b/>
                 <w:bCs/>
                 <w:sz w:val="21"/>
@@ -697,7 +697,7 @@
           <w:p>
             <w:pPr>
               <w:rPr>
-                <w:rFonts w:ascii="Arial" w:hAnsi="Arial" w:cs="Arial"/>
+                <w:rFonts w:ascii="Arial" w:hAnsi="Arial" w:cs="Arial" w:eastAsia="Arial"/>
                 <w:sz w:val="21"/>
                 <w:szCs w:val="21"/>
               </w:rPr>
@@ -705,7 +705,7 @@
             <w:proofErr w:type="spellStart"/>
             <w:r>
               <w:rPr>
-                <w:rFonts w:ascii="Arial" w:hAnsi="Arial" w:cs="Arial"/>
+                <w:rFonts w:ascii="Arial" w:hAnsi="Arial" w:cs="Arial" w:eastAsia="Arial"/>
                 <w:sz w:val="21"/>
                 <w:szCs w:val="21"/>
               </w:rPr>
@@ -714,7 +714,7 @@
             <w:proofErr w:type="spellEnd"/>
             <w:r>
               <w:rPr>
-                <w:rFonts w:ascii="Arial" w:hAnsi="Arial" w:cs="Arial"/>
+                <w:rFonts w:ascii="Arial" w:hAnsi="Arial" w:cs="Arial" w:eastAsia="Arial"/>
                 <w:sz w:val="21"/>
                 <w:szCs w:val="21"/>
               </w:rPr>
@@ -741,16 +741,16 @@
             <w:pPr>
               <w:ind w:left="3"/>
               <w:rPr>
-                <w:rFonts w:ascii="Arial" w:hAnsi="Arial" w:cs="Arial"/>
-                <w:b/>
-                <w:bCs/>
-                <w:sz w:val="21"/>
-                <w:szCs w:val="21"/>
-              </w:rPr>
-            </w:pPr>
-            <w:r>
-              <w:rPr>
-                <w:rFonts w:ascii="Arial" w:hAnsi="Arial" w:cs="Arial"/>
+                <w:rFonts w:ascii="Arial" w:hAnsi="Arial" w:cs="Arial" w:eastAsia="Arial"/>
+                <w:b/>
+                <w:bCs/>
+                <w:sz w:val="21"/>
+                <w:szCs w:val="21"/>
+              </w:rPr>
+            </w:pPr>
+            <w:r>
+              <w:rPr>
+                <w:rFonts w:ascii="Arial" w:hAnsi="Arial" w:cs="Arial" w:eastAsia="Arial"/>
                 <w:b/>
                 <w:bCs/>
                 <w:sz w:val="21"/>
@@ -773,14 +773,14 @@
           <w:p>
             <w:pPr>
               <w:rPr>
-                <w:rFonts w:ascii="Arial" w:hAnsi="Arial" w:cs="Arial"/>
-                <w:sz w:val="21"/>
-                <w:szCs w:val="21"/>
-              </w:rPr>
-            </w:pPr>
-            <w:r>
-              <w:rPr>
-                <w:rFonts w:ascii="Arial" w:hAnsi="Arial" w:cs="Arial"/>
+                <w:rFonts w:ascii="Arial" w:hAnsi="Arial" w:cs="Arial" w:eastAsia="Arial"/>
+                <w:sz w:val="21"/>
+                <w:szCs w:val="21"/>
+              </w:rPr>
+            </w:pPr>
+            <w:r>
+              <w:rPr>
+                <w:rFonts w:ascii="Arial" w:hAnsi="Arial" w:cs="Arial" w:eastAsia="Arial"/>
                 <w:sz w:val="21"/>
                 <w:szCs w:val="21"/>
               </w:rPr>
@@ -807,16 +807,16 @@
             <w:pPr>
               <w:ind w:left="3"/>
               <w:rPr>
-                <w:rFonts w:ascii="Arial" w:hAnsi="Arial" w:cs="Arial"/>
-                <w:b/>
-                <w:bCs/>
-                <w:sz w:val="21"/>
-                <w:szCs w:val="21"/>
-              </w:rPr>
-            </w:pPr>
-            <w:r>
-              <w:rPr>
-                <w:rFonts w:ascii="Arial" w:hAnsi="Arial" w:cs="Arial"/>
+                <w:rFonts w:ascii="Arial" w:hAnsi="Arial" w:cs="Arial" w:eastAsia="Arial"/>
+                <w:b/>
+                <w:bCs/>
+                <w:sz w:val="21"/>
+                <w:szCs w:val="21"/>
+              </w:rPr>
+            </w:pPr>
+            <w:r>
+              <w:rPr>
+                <w:rFonts w:ascii="Arial" w:hAnsi="Arial" w:cs="Arial" w:eastAsia="Arial"/>
                 <w:b/>
                 <w:bCs/>
                 <w:sz w:val="21"/>
@@ -840,14 +840,14 @@
             <w:pPr>
               <w:spacing w:line="240" w:lineRule="auto"/>
               <w:rPr>
-                <w:rFonts w:ascii="Arial" w:eastAsia="Times New Roman" w:hAnsi="Arial" w:cs="Arial"/>
-                <w:sz w:val="21"/>
-                <w:szCs w:val="21"/>
-              </w:rPr>
-            </w:pPr>
-            <w:r>
-              <w:rPr>
-                <w:rFonts w:ascii="Arial" w:hAnsi="Arial" w:cs="Arial"/>
+                <w:rFonts w:ascii="Arial" w:hAnsi="Arial" w:cs="Arial" w:eastAsia="Arial"/>
+                <w:sz w:val="21"/>
+                <w:szCs w:val="21"/>
+              </w:rPr>
+            </w:pPr>
+            <w:r>
+              <w:rPr>
+                <w:rFonts w:ascii="Arial" w:hAnsi="Arial" w:cs="Arial" w:eastAsia="Arial"/>
                 <w:sz w:val="21"/>
                 <w:szCs w:val="21"/>
               </w:rPr>
@@ -874,16 +874,16 @@
             <w:pPr>
               <w:ind w:left="3"/>
               <w:rPr>
-                <w:rFonts w:ascii="Arial" w:hAnsi="Arial" w:cs="Arial"/>
-                <w:b/>
-                <w:bCs/>
-                <w:sz w:val="21"/>
-                <w:szCs w:val="21"/>
-              </w:rPr>
-            </w:pPr>
-            <w:r>
-              <w:rPr>
-                <w:rFonts w:ascii="Arial" w:hAnsi="Arial" w:cs="Arial"/>
+                <w:rFonts w:ascii="Arial" w:hAnsi="Arial" w:cs="Arial" w:eastAsia="Arial"/>
+                <w:b/>
+                <w:bCs/>
+                <w:sz w:val="21"/>
+                <w:szCs w:val="21"/>
+              </w:rPr>
+            </w:pPr>
+            <w:r>
+              <w:rPr>
+                <w:rFonts w:ascii="Arial" w:hAnsi="Arial" w:cs="Arial" w:eastAsia="Arial"/>
                 <w:b/>
                 <w:bCs/>
                 <w:sz w:val="21"/>
@@ -907,14 +907,14 @@
             <w:pPr>
               <w:spacing w:line="240" w:lineRule="auto"/>
               <w:rPr>
-                <w:rFonts w:ascii="Arial" w:eastAsia="Times New Roman" w:hAnsi="Arial" w:cs="Arial"/>
-                <w:sz w:val="21"/>
-                <w:szCs w:val="21"/>
-              </w:rPr>
-            </w:pPr>
-            <w:r>
-              <w:rPr>
-                <w:rFonts w:ascii="Arial" w:hAnsi="Arial" w:cs="Arial"/>
+                <w:rFonts w:ascii="Arial" w:hAnsi="Arial" w:cs="Arial" w:eastAsia="Arial"/>
+                <w:sz w:val="21"/>
+                <w:szCs w:val="21"/>
+              </w:rPr>
+            </w:pPr>
+            <w:r>
+              <w:rPr>
+                <w:rFonts w:ascii="Arial" w:hAnsi="Arial" w:cs="Arial" w:eastAsia="Arial"/>
                 <w:sz w:val="21"/>
                 <w:szCs w:val="21"/>
               </w:rPr>
@@ -924,7 +924,7 @@
           <w:p>
             <w:pPr>
               <w:rPr>
-                <w:rFonts w:ascii="Arial" w:hAnsi="Arial" w:cs="Arial"/>
+                <w:rFonts w:ascii="Arial" w:hAnsi="Arial" w:cs="Arial" w:eastAsia="Arial"/>
                 <w:sz w:val="21"/>
                 <w:szCs w:val="21"/>
               </w:rPr>
@@ -950,16 +950,16 @@
             <w:pPr>
               <w:ind w:left="3"/>
               <w:rPr>
-                <w:rFonts w:ascii="Arial" w:hAnsi="Arial" w:cs="Arial"/>
-                <w:b/>
-                <w:bCs/>
-                <w:sz w:val="21"/>
-                <w:szCs w:val="21"/>
-              </w:rPr>
-            </w:pPr>
-            <w:r>
-              <w:rPr>
-                <w:rFonts w:ascii="Arial" w:hAnsi="Arial" w:cs="Arial"/>
+                <w:rFonts w:ascii="Arial" w:hAnsi="Arial" w:cs="Arial" w:eastAsia="Arial"/>
+                <w:b/>
+                <w:bCs/>
+                <w:sz w:val="21"/>
+                <w:szCs w:val="21"/>
+              </w:rPr>
+            </w:pPr>
+            <w:r>
+              <w:rPr>
+                <w:rFonts w:ascii="Arial" w:hAnsi="Arial" w:cs="Arial" w:eastAsia="Arial"/>
                 <w:b/>
                 <w:bCs/>
                 <w:sz w:val="21"/>
@@ -983,14 +983,14 @@
             <w:pPr>
               <w:spacing w:line="240" w:lineRule="auto"/>
               <w:rPr>
-                <w:rFonts w:ascii="Arial" w:hAnsi="Arial" w:cs="Arial"/>
-                <w:sz w:val="21"/>
-                <w:szCs w:val="21"/>
-              </w:rPr>
-            </w:pPr>
-            <w:r>
-              <w:rPr>
-                <w:rFonts w:ascii="Arial" w:hAnsi="Arial" w:cs="Arial"/>
+                <w:rFonts w:ascii="Arial" w:hAnsi="Arial" w:cs="Arial" w:eastAsia="Arial"/>
+                <w:sz w:val="21"/>
+                <w:szCs w:val="21"/>
+              </w:rPr>
+            </w:pPr>
+            <w:r>
+              <w:rPr>
+                <w:rFonts w:ascii="Arial" w:hAnsi="Arial" w:cs="Arial" w:eastAsia="Arial"/>
                 <w:sz w:val="21"/>
                 <w:szCs w:val="21"/>
               </w:rPr>
@@ -1017,16 +1017,16 @@
             <w:pPr>
               <w:ind w:left="3"/>
               <w:rPr>
-                <w:rFonts w:ascii="Arial" w:hAnsi="Arial" w:cs="Arial"/>
-                <w:b/>
-                <w:bCs/>
-                <w:sz w:val="21"/>
-                <w:szCs w:val="21"/>
-              </w:rPr>
-            </w:pPr>
-            <w:r>
-              <w:rPr>
-                <w:rFonts w:ascii="Arial" w:hAnsi="Arial" w:cs="Arial"/>
+                <w:rFonts w:ascii="Arial" w:hAnsi="Arial" w:cs="Arial" w:eastAsia="Arial"/>
+                <w:b/>
+                <w:bCs/>
+                <w:sz w:val="21"/>
+                <w:szCs w:val="21"/>
+              </w:rPr>
+            </w:pPr>
+            <w:r>
+              <w:rPr>
+                <w:rFonts w:ascii="Arial" w:hAnsi="Arial" w:cs="Arial" w:eastAsia="Arial"/>
                 <w:b/>
                 <w:bCs/>
                 <w:sz w:val="21"/>
@@ -1050,14 +1050,14 @@
             <w:pPr>
               <w:spacing w:line="240" w:lineRule="auto"/>
               <w:rPr>
-                <w:rFonts w:ascii="Arial" w:hAnsi="Arial" w:cs="Arial"/>
-                <w:sz w:val="21"/>
-                <w:szCs w:val="21"/>
-              </w:rPr>
-            </w:pPr>
-            <w:r>
-              <w:rPr>
-                <w:rFonts w:ascii="Arial" w:hAnsi="Arial" w:cs="Arial"/>
+                <w:rFonts w:ascii="Arial" w:hAnsi="Arial" w:cs="Arial" w:eastAsia="Arial"/>
+                <w:sz w:val="21"/>
+                <w:szCs w:val="21"/>
+              </w:rPr>
+            </w:pPr>
+            <w:r>
+              <w:rPr>
+                <w:rFonts w:ascii="Arial" w:hAnsi="Arial" w:cs="Arial" w:eastAsia="Arial"/>
                 <w:sz w:val="21"/>
                 <w:szCs w:val="21"/>
               </w:rPr>
@@ -1065,7 +1065,7 @@
             </w:r>
             <w:r>
               <w:rPr>
-                <w:rFonts w:ascii="Arial" w:hAnsi="Arial" w:cs="Arial"/>
+                <w:rFonts w:ascii="Arial" w:hAnsi="Arial" w:cs="Arial" w:eastAsia="Arial"/>
                 <w:sz w:val="21"/>
                 <w:szCs w:val="21"/>
               </w:rPr>
@@ -1126,14 +1126,14 @@
               <w:ind w:left="52"/>
               <w:jc w:val="center"/>
               <w:rPr>
-                <w:rFonts w:ascii="Arial" w:hAnsi="Arial" w:cs="Arial"/>
-                <w:sz w:val="21"/>
-                <w:szCs w:val="21"/>
-              </w:rPr>
-            </w:pPr>
-            <w:r>
-              <w:rPr>
-                <w:rFonts w:ascii="Arial" w:eastAsia="Arial" w:hAnsi="Arial" w:cs="Arial"/>
+                <w:rFonts w:ascii="Arial" w:hAnsi="Arial" w:cs="Arial" w:eastAsia="Arial"/>
+                <w:sz w:val="21"/>
+                <w:szCs w:val="21"/>
+              </w:rPr>
+            </w:pPr>
+            <w:r>
+              <w:rPr>
+                <w:rFonts w:ascii="Arial" w:hAnsi="Arial" w:cs="Arial" w:eastAsia="Arial"/>
                 <w:b/>
                 <w:sz w:val="21"/>
                 <w:szCs w:val="21"/>
@@ -1142,7 +1142,7 @@
             </w:r>
             <w:r>
               <w:rPr>
-                <w:rFonts w:ascii="Arial" w:eastAsia="Arial" w:hAnsi="Arial" w:cs="Arial"/>
+                <w:rFonts w:ascii="Arial" w:hAnsi="Arial" w:cs="Arial" w:eastAsia="Arial"/>
                 <w:b/>
                 <w:sz w:val="21"/>
                 <w:szCs w:val="21"/>
@@ -1151,7 +1151,7 @@
             </w:r>
             <w:r>
               <w:rPr>
-                <w:rFonts w:ascii="Arial" w:eastAsia="Arial" w:hAnsi="Arial" w:cs="Arial"/>
+                <w:rFonts w:ascii="Arial" w:hAnsi="Arial" w:cs="Arial" w:eastAsia="Arial"/>
                 <w:b/>
                 <w:sz w:val="21"/>
                 <w:szCs w:val="21"/>
@@ -1160,7 +1160,7 @@
             </w:r>
             <w:r>
               <w:rPr>
-                <w:rFonts w:ascii="Arial" w:eastAsia="Arial" w:hAnsi="Arial" w:cs="Arial"/>
+                <w:rFonts w:ascii="Arial" w:hAnsi="Arial" w:cs="Arial" w:eastAsia="Arial"/>
                 <w:b/>
                 <w:sz w:val="21"/>
                 <w:szCs w:val="21"/>
@@ -1169,7 +1169,7 @@
             </w:r>
             <w:r>
               <w:rPr>
-                <w:rFonts w:ascii="Arial" w:eastAsia="Arial" w:hAnsi="Arial" w:cs="Arial"/>
+                <w:rFonts w:ascii="Arial" w:hAnsi="Arial" w:cs="Arial" w:eastAsia="Arial"/>
                 <w:b/>
                 <w:sz w:val="21"/>
                 <w:szCs w:val="21"/>
@@ -1197,16 +1197,16 @@
             <w:pPr>
               <w:ind w:left="3"/>
               <w:rPr>
-                <w:rFonts w:ascii="Arial" w:hAnsi="Arial" w:cs="Arial"/>
-                <w:b/>
-                <w:bCs/>
-                <w:sz w:val="21"/>
-                <w:szCs w:val="21"/>
-              </w:rPr>
-            </w:pPr>
-            <w:r>
-              <w:rPr>
-                <w:rFonts w:ascii="Arial" w:hAnsi="Arial" w:cs="Arial"/>
+                <w:rFonts w:ascii="Arial" w:hAnsi="Arial" w:cs="Arial" w:eastAsia="Arial"/>
+                <w:b/>
+                <w:bCs/>
+                <w:sz w:val="21"/>
+                <w:szCs w:val="21"/>
+              </w:rPr>
+            </w:pPr>
+            <w:r>
+              <w:rPr>
+                <w:rFonts w:ascii="Arial" w:hAnsi="Arial" w:cs="Arial" w:eastAsia="Arial"/>
                 <w:b/>
                 <w:bCs/>
                 <w:sz w:val="21"/>
@@ -1229,14 +1229,14 @@
           <w:p>
             <w:pPr>
               <w:rPr>
-                <w:rFonts w:ascii="Arial" w:hAnsi="Arial" w:cs="Arial"/>
-                <w:sz w:val="21"/>
-                <w:szCs w:val="21"/>
-              </w:rPr>
-            </w:pPr>
-            <w:r>
-              <w:rPr>
-                <w:rFonts w:ascii="Arial" w:hAnsi="Arial" w:cs="Arial"/>
+                <w:rFonts w:ascii="Arial" w:hAnsi="Arial" w:cs="Arial" w:eastAsia="Arial"/>
+                <w:sz w:val="21"/>
+                <w:szCs w:val="21"/>
+              </w:rPr>
+            </w:pPr>
+            <w:r>
+              <w:rPr>
+                <w:rFonts w:ascii="Arial" w:hAnsi="Arial" w:cs="Arial" w:eastAsia="Arial"/>
                 <w:sz w:val="21"/>
                 <w:szCs w:val="21"/>
               </w:rPr>
@@ -1244,7 +1244,7 @@
             </w:r>
             <w:r>
               <w:rPr>
-                <w:rFonts w:ascii="Arial" w:hAnsi="Arial" w:cs="Arial"/>
+                <w:rFonts w:ascii="Arial" w:hAnsi="Arial" w:cs="Arial" w:eastAsia="Arial"/>
                 <w:sz w:val="21"/>
                 <w:szCs w:val="21"/>
               </w:rPr>
@@ -1271,16 +1271,16 @@
             <w:pPr>
               <w:ind w:left="3"/>
               <w:rPr>
-                <w:rFonts w:ascii="Arial" w:hAnsi="Arial" w:cs="Arial"/>
-                <w:b/>
-                <w:bCs/>
-                <w:sz w:val="21"/>
-                <w:szCs w:val="21"/>
-              </w:rPr>
-            </w:pPr>
-            <w:r>
-              <w:rPr>
-                <w:rFonts w:ascii="Arial" w:hAnsi="Arial" w:cs="Arial"/>
+                <w:rFonts w:ascii="Arial" w:hAnsi="Arial" w:cs="Arial" w:eastAsia="Arial"/>
+                <w:b/>
+                <w:bCs/>
+                <w:sz w:val="21"/>
+                <w:szCs w:val="21"/>
+              </w:rPr>
+            </w:pPr>
+            <w:r>
+              <w:rPr>
+                <w:rFonts w:ascii="Arial" w:hAnsi="Arial" w:cs="Arial" w:eastAsia="Arial"/>
                 <w:b/>
                 <w:bCs/>
                 <w:sz w:val="21"/>
@@ -1305,14 +1305,14 @@
             <w:pPr>
               <w:spacing w:line="240" w:lineRule="auto"/>
               <w:rPr>
-                <w:rFonts w:ascii="Arial" w:eastAsia="Times New Roman" w:hAnsi="Arial" w:cs="Arial"/>
-                <w:sz w:val="21"/>
-                <w:szCs w:val="21"/>
-              </w:rPr>
-            </w:pPr>
-            <w:r>
-              <w:rPr>
-                <w:rFonts w:ascii="Arial" w:hAnsi="Arial" w:cs="Arial"/>
+                <w:rFonts w:ascii="Arial" w:hAnsi="Arial" w:cs="Arial" w:eastAsia="Arial"/>
+                <w:sz w:val="21"/>
+                <w:szCs w:val="21"/>
+              </w:rPr>
+            </w:pPr>
+            <w:r>
+              <w:rPr>
+                <w:rFonts w:ascii="Arial" w:hAnsi="Arial" w:cs="Arial" w:eastAsia="Arial"/>
                 <w:sz w:val="21"/>
                 <w:szCs w:val="21"/>
               </w:rPr>
@@ -1322,7 +1322,7 @@
           <w:p>
             <w:pPr>
               <w:rPr>
-                <w:rFonts w:ascii="Arial" w:hAnsi="Arial" w:cs="Arial"/>
+                <w:rFonts w:ascii="Arial" w:hAnsi="Arial" w:cs="Arial" w:eastAsia="Arial"/>
                 <w:sz w:val="21"/>
                 <w:szCs w:val="21"/>
               </w:rPr>
@@ -1348,16 +1348,16 @@
             <w:pPr>
               <w:ind w:left="3"/>
               <w:rPr>
-                <w:rFonts w:ascii="Arial" w:hAnsi="Arial" w:cs="Arial"/>
-                <w:b/>
-                <w:bCs/>
-                <w:sz w:val="21"/>
-                <w:szCs w:val="21"/>
-              </w:rPr>
-            </w:pPr>
-            <w:r>
-              <w:rPr>
-                <w:rFonts w:ascii="Arial" w:hAnsi="Arial" w:cs="Arial"/>
+                <w:rFonts w:ascii="Arial" w:hAnsi="Arial" w:cs="Arial" w:eastAsia="Arial"/>
+                <w:b/>
+                <w:bCs/>
+                <w:sz w:val="21"/>
+                <w:szCs w:val="21"/>
+              </w:rPr>
+            </w:pPr>
+            <w:r>
+              <w:rPr>
+                <w:rFonts w:ascii="Arial" w:hAnsi="Arial" w:cs="Arial" w:eastAsia="Arial"/>
                 <w:b/>
                 <w:bCs/>
                 <w:sz w:val="21"/>
@@ -1380,14 +1380,14 @@
           <w:p>
             <w:pPr>
               <w:rPr>
-                <w:rFonts w:ascii="Arial" w:hAnsi="Arial" w:cs="Arial"/>
-                <w:sz w:val="21"/>
-                <w:szCs w:val="21"/>
-              </w:rPr>
-            </w:pPr>
-            <w:r>
-              <w:rPr>
-                <w:rFonts w:ascii="Arial" w:hAnsi="Arial" w:cs="Arial"/>
+                <w:rFonts w:ascii="Arial" w:hAnsi="Arial" w:cs="Arial" w:eastAsia="Arial"/>
+                <w:sz w:val="21"/>
+                <w:szCs w:val="21"/>
+              </w:rPr>
+            </w:pPr>
+            <w:r>
+              <w:rPr>
+                <w:rFonts w:ascii="Arial" w:hAnsi="Arial" w:cs="Arial" w:eastAsia="Arial"/>
                 <w:sz w:val="21"/>
                 <w:szCs w:val="21"/>
               </w:rPr>
@@ -1396,7 +1396,7 @@
             <w:proofErr w:type="spellStart"/>
             <w:r>
               <w:rPr>
-                <w:rFonts w:ascii="Arial" w:hAnsi="Arial" w:cs="Arial"/>
+                <w:rFonts w:ascii="Arial" w:hAnsi="Arial" w:cs="Arial" w:eastAsia="Arial"/>
                 <w:sz w:val="21"/>
                 <w:szCs w:val="21"/>
               </w:rPr>
@@ -1405,7 +1405,7 @@
             <w:proofErr w:type="spellEnd"/>
             <w:r>
               <w:rPr>
-                <w:rFonts w:ascii="Arial" w:hAnsi="Arial" w:cs="Arial"/>
+                <w:rFonts w:ascii="Arial" w:hAnsi="Arial" w:cs="Arial" w:eastAsia="Arial"/>
                 <w:sz w:val="21"/>
                 <w:szCs w:val="21"/>
               </w:rPr>
@@ -1432,16 +1432,16 @@
             <w:pPr>
               <w:ind w:left="3"/>
               <w:rPr>
-                <w:rFonts w:ascii="Arial" w:hAnsi="Arial" w:cs="Arial"/>
-                <w:b/>
-                <w:bCs/>
-                <w:sz w:val="21"/>
-                <w:szCs w:val="21"/>
-              </w:rPr>
-            </w:pPr>
-            <w:r>
-              <w:rPr>
-                <w:rFonts w:ascii="Arial" w:hAnsi="Arial" w:cs="Arial"/>
+                <w:rFonts w:ascii="Arial" w:hAnsi="Arial" w:cs="Arial" w:eastAsia="Arial"/>
+                <w:b/>
+                <w:bCs/>
+                <w:sz w:val="21"/>
+                <w:szCs w:val="21"/>
+              </w:rPr>
+            </w:pPr>
+            <w:r>
+              <w:rPr>
+                <w:rFonts w:ascii="Arial" w:hAnsi="Arial" w:cs="Arial" w:eastAsia="Arial"/>
                 <w:b/>
                 <w:bCs/>
                 <w:sz w:val="21"/>
@@ -1464,14 +1464,14 @@
           <w:p>
             <w:pPr>
               <w:rPr>
-                <w:rFonts w:ascii="Arial" w:hAnsi="Arial" w:cs="Arial"/>
-                <w:sz w:val="21"/>
-                <w:szCs w:val="21"/>
-              </w:rPr>
-            </w:pPr>
-            <w:r>
-              <w:rPr>
-                <w:rFonts w:ascii="Arial" w:hAnsi="Arial" w:cs="Arial"/>
+                <w:rFonts w:ascii="Arial" w:hAnsi="Arial" w:cs="Arial" w:eastAsia="Arial"/>
+                <w:sz w:val="21"/>
+                <w:szCs w:val="21"/>
+              </w:rPr>
+            </w:pPr>
+            <w:r>
+              <w:rPr>
+                <w:rFonts w:ascii="Arial" w:hAnsi="Arial" w:cs="Arial" w:eastAsia="Arial"/>
                 <w:sz w:val="21"/>
                 <w:szCs w:val="21"/>
               </w:rPr>
@@ -1498,16 +1498,16 @@
             <w:pPr>
               <w:ind w:left="3"/>
               <w:rPr>
-                <w:rFonts w:ascii="Arial" w:hAnsi="Arial" w:cs="Arial"/>
-                <w:b/>
-                <w:bCs/>
-                <w:sz w:val="21"/>
-                <w:szCs w:val="21"/>
-              </w:rPr>
-            </w:pPr>
-            <w:r>
-              <w:rPr>
-                <w:rFonts w:ascii="Arial" w:hAnsi="Arial" w:cs="Arial"/>
+                <w:rFonts w:ascii="Arial" w:hAnsi="Arial" w:cs="Arial" w:eastAsia="Arial"/>
+                <w:b/>
+                <w:bCs/>
+                <w:sz w:val="21"/>
+                <w:szCs w:val="21"/>
+              </w:rPr>
+            </w:pPr>
+            <w:r>
+              <w:rPr>
+                <w:rFonts w:ascii="Arial" w:hAnsi="Arial" w:cs="Arial" w:eastAsia="Arial"/>
                 <w:b/>
                 <w:bCs/>
                 <w:sz w:val="21"/>
@@ -1530,7 +1530,7 @@
           <w:p>
             <w:pPr>
               <w:rPr>
-                <w:rFonts w:ascii="Arial" w:hAnsi="Arial" w:cs="Arial"/>
+                <w:rFonts w:ascii="Arial" w:hAnsi="Arial" w:cs="Arial" w:eastAsia="Arial"/>
                 <w:sz w:val="21"/>
                 <w:szCs w:val="21"/>
               </w:rPr>
@@ -1538,7 +1538,7 @@
             <w:proofErr w:type="spellStart"/>
             <w:r>
               <w:rPr>
-                <w:rFonts w:ascii="Arial" w:hAnsi="Arial" w:cs="Arial"/>
+                <w:rFonts w:ascii="Arial" w:hAnsi="Arial" w:cs="Arial" w:eastAsia="Arial"/>
                 <w:sz w:val="21"/>
                 <w:szCs w:val="21"/>
               </w:rPr>
@@ -1547,7 +1547,7 @@
             <w:proofErr w:type="spellEnd"/>
             <w:r>
               <w:rPr>
-                <w:rFonts w:ascii="Arial" w:hAnsi="Arial" w:cs="Arial"/>
+                <w:rFonts w:ascii="Arial" w:hAnsi="Arial" w:cs="Arial" w:eastAsia="Arial"/>
                 <w:sz w:val="21"/>
                 <w:szCs w:val="21"/>
               </w:rPr>
@@ -1574,16 +1574,16 @@
             <w:pPr>
               <w:ind w:left="3"/>
               <w:rPr>
-                <w:rFonts w:ascii="Arial" w:hAnsi="Arial" w:cs="Arial"/>
-                <w:b/>
-                <w:bCs/>
-                <w:sz w:val="21"/>
-                <w:szCs w:val="21"/>
-              </w:rPr>
-            </w:pPr>
-            <w:r>
-              <w:rPr>
-                <w:rFonts w:ascii="Arial" w:hAnsi="Arial" w:cs="Arial"/>
+                <w:rFonts w:ascii="Arial" w:hAnsi="Arial" w:cs="Arial" w:eastAsia="Arial"/>
+                <w:b/>
+                <w:bCs/>
+                <w:sz w:val="21"/>
+                <w:szCs w:val="21"/>
+              </w:rPr>
+            </w:pPr>
+            <w:r>
+              <w:rPr>
+                <w:rFonts w:ascii="Arial" w:hAnsi="Arial" w:cs="Arial" w:eastAsia="Arial"/>
                 <w:b/>
                 <w:bCs/>
                 <w:sz w:val="21"/>
@@ -1606,7 +1606,7 @@
           <w:p>
             <w:pPr>
               <w:rPr>
-                <w:rFonts w:ascii="Arial" w:hAnsi="Arial" w:cs="Arial"/>
+                <w:rFonts w:ascii="Arial" w:hAnsi="Arial" w:cs="Arial" w:eastAsia="Arial"/>
                 <w:sz w:val="21"/>
                 <w:szCs w:val="21"/>
               </w:rPr>
@@ -1614,7 +1614,7 @@
             <w:proofErr w:type="spellStart"/>
             <w:r>
               <w:rPr>
-                <w:rFonts w:ascii="Arial" w:hAnsi="Arial" w:cs="Arial"/>
+                <w:rFonts w:ascii="Arial" w:hAnsi="Arial" w:cs="Arial" w:eastAsia="Arial"/>
                 <w:sz w:val="21"/>
                 <w:szCs w:val="21"/>
               </w:rPr>
@@ -1623,7 +1623,7 @@
             <w:proofErr w:type="spellEnd"/>
             <w:r>
               <w:rPr>
-                <w:rFonts w:ascii="Arial" w:hAnsi="Arial" w:cs="Arial"/>
+                <w:rFonts w:ascii="Arial" w:hAnsi="Arial" w:cs="Arial" w:eastAsia="Arial"/>
                 <w:sz w:val="21"/>
                 <w:szCs w:val="21"/>
               </w:rPr>
@@ -1650,16 +1650,16 @@
             <w:pPr>
               <w:ind w:left="3"/>
               <w:rPr>
-                <w:rFonts w:ascii="Arial" w:hAnsi="Arial" w:cs="Arial"/>
-                <w:b/>
-                <w:bCs/>
-                <w:sz w:val="21"/>
-                <w:szCs w:val="21"/>
-              </w:rPr>
-            </w:pPr>
-            <w:r>
-              <w:rPr>
-                <w:rFonts w:ascii="Arial" w:hAnsi="Arial" w:cs="Arial"/>
+                <w:rFonts w:ascii="Arial" w:hAnsi="Arial" w:cs="Arial" w:eastAsia="Arial"/>
+                <w:b/>
+                <w:bCs/>
+                <w:sz w:val="21"/>
+                <w:szCs w:val="21"/>
+              </w:rPr>
+            </w:pPr>
+            <w:r>
+              <w:rPr>
+                <w:rFonts w:ascii="Arial" w:hAnsi="Arial" w:cs="Arial" w:eastAsia="Arial"/>
                 <w:b/>
                 <w:bCs/>
                 <w:sz w:val="21"/>
@@ -1682,7 +1682,7 @@
           <w:p>
             <w:pPr>
               <w:rPr>
-                <w:rFonts w:ascii="Arial" w:hAnsi="Arial" w:cs="Arial"/>
+                <w:rFonts w:ascii="Arial" w:hAnsi="Arial" w:cs="Arial" w:eastAsia="Arial"/>
                 <w:sz w:val="21"/>
                 <w:szCs w:val="21"/>
               </w:rPr>
@@ -1690,7 +1690,7 @@
             <w:proofErr w:type="spellStart"/>
             <w:r>
               <w:rPr>
-                <w:rFonts w:ascii="Arial" w:hAnsi="Arial" w:cs="Arial"/>
+                <w:rFonts w:ascii="Arial" w:hAnsi="Arial" w:cs="Arial" w:eastAsia="Arial"/>
                 <w:sz w:val="21"/>
                 <w:szCs w:val="21"/>
               </w:rPr>
@@ -1699,7 +1699,7 @@
             <w:proofErr w:type="spellEnd"/>
             <w:r>
               <w:rPr>
-                <w:rFonts w:ascii="Arial" w:hAnsi="Arial" w:cs="Arial"/>
+                <w:rFonts w:ascii="Arial" w:hAnsi="Arial" w:cs="Arial" w:eastAsia="Arial"/>
                 <w:sz w:val="21"/>
                 <w:szCs w:val="21"/>
               </w:rPr>
@@ -1708,7 +1708,7 @@
             <w:proofErr w:type="gramStart"/>
             <w:r>
               <w:rPr>
-                <w:rFonts w:ascii="Arial" w:hAnsi="Arial" w:cs="Arial"/>
+                <w:rFonts w:ascii="Arial" w:hAnsi="Arial" w:cs="Arial" w:eastAsia="Arial"/>
                 <w:sz w:val="21"/>
                 <w:szCs w:val="21"/>
               </w:rPr>
@@ -1717,7 +1717,7 @@
             <w:proofErr w:type="gramEnd"/>
             <w:r>
               <w:rPr>
-                <w:rFonts w:ascii="Arial" w:hAnsi="Arial" w:cs="Arial"/>
+                <w:rFonts w:ascii="Arial" w:hAnsi="Arial" w:cs="Arial" w:eastAsia="Arial"/>
                 <w:sz w:val="21"/>
                 <w:szCs w:val="21"/>
               </w:rPr>
@@ -1744,16 +1744,16 @@
             <w:pPr>
               <w:ind w:left="3"/>
               <w:rPr>
-                <w:rFonts w:ascii="Arial" w:hAnsi="Arial" w:cs="Arial"/>
-                <w:b/>
-                <w:bCs/>
-                <w:sz w:val="21"/>
-                <w:szCs w:val="21"/>
-              </w:rPr>
-            </w:pPr>
-            <w:r>
-              <w:rPr>
-                <w:rFonts w:ascii="Arial" w:hAnsi="Arial" w:cs="Arial"/>
+                <w:rFonts w:ascii="Arial" w:hAnsi="Arial" w:cs="Arial" w:eastAsia="Arial"/>
+                <w:b/>
+                <w:bCs/>
+                <w:sz w:val="21"/>
+                <w:szCs w:val="21"/>
+              </w:rPr>
+            </w:pPr>
+            <w:r>
+              <w:rPr>
+                <w:rFonts w:ascii="Arial" w:hAnsi="Arial" w:cs="Arial" w:eastAsia="Arial"/>
                 <w:b/>
                 <w:bCs/>
                 <w:sz w:val="21"/>
@@ -1776,7 +1776,7 @@
           <w:p>
             <w:pPr>
               <w:rPr>
-                <w:rFonts w:ascii="Arial" w:hAnsi="Arial" w:cs="Arial"/>
+                <w:rFonts w:ascii="Arial" w:hAnsi="Arial" w:cs="Arial" w:eastAsia="Arial"/>
                 <w:sz w:val="21"/>
                 <w:szCs w:val="21"/>
               </w:rPr>
@@ -1784,7 +1784,7 @@
             <w:proofErr w:type="spellStart"/>
             <w:r>
               <w:rPr>
-                <w:rFonts w:ascii="Arial" w:hAnsi="Arial" w:cs="Arial"/>
+                <w:rFonts w:ascii="Arial" w:hAnsi="Arial" w:cs="Arial" w:eastAsia="Arial"/>
                 <w:sz w:val="21"/>
                 <w:szCs w:val="21"/>
               </w:rPr>
@@ -1793,7 +1793,7 @@
             <w:proofErr w:type="spellEnd"/>
             <w:r>
               <w:rPr>
-                <w:rFonts w:ascii="Arial" w:hAnsi="Arial" w:cs="Arial"/>
+                <w:rFonts w:ascii="Arial" w:hAnsi="Arial" w:cs="Arial" w:eastAsia="Arial"/>
                 <w:sz w:val="21"/>
                 <w:szCs w:val="21"/>
               </w:rPr>
@@ -1820,16 +1820,16 @@
             <w:pPr>
               <w:ind w:left="3"/>
               <w:rPr>
-                <w:rFonts w:ascii="Arial" w:hAnsi="Arial" w:cs="Arial"/>
-                <w:b/>
-                <w:bCs/>
-                <w:sz w:val="21"/>
-                <w:szCs w:val="21"/>
-              </w:rPr>
-            </w:pPr>
-            <w:r>
-              <w:rPr>
-                <w:rFonts w:ascii="Arial" w:hAnsi="Arial" w:cs="Arial"/>
+                <w:rFonts w:ascii="Arial" w:hAnsi="Arial" w:cs="Arial" w:eastAsia="Arial"/>
+                <w:b/>
+                <w:bCs/>
+                <w:sz w:val="21"/>
+                <w:szCs w:val="21"/>
+              </w:rPr>
+            </w:pPr>
+            <w:r>
+              <w:rPr>
+                <w:rFonts w:ascii="Arial" w:hAnsi="Arial" w:cs="Arial" w:eastAsia="Arial"/>
                 <w:b/>
                 <w:bCs/>
                 <w:sz w:val="21"/>
@@ -1852,14 +1852,14 @@
           <w:p>
             <w:pPr>
               <w:rPr>
-                <w:rFonts w:ascii="Arial" w:hAnsi="Arial" w:cs="Arial"/>
-                <w:sz w:val="21"/>
-                <w:szCs w:val="21"/>
-              </w:rPr>
-            </w:pPr>
-            <w:r>
-              <w:rPr>
-                <w:rFonts w:ascii="Arial" w:hAnsi="Arial" w:cs="Arial"/>
+                <w:rFonts w:ascii="Arial" w:hAnsi="Arial" w:cs="Arial" w:eastAsia="Arial"/>
+                <w:sz w:val="21"/>
+                <w:szCs w:val="21"/>
+              </w:rPr>
+            </w:pPr>
+            <w:r>
+              <w:rPr>
+                <w:rFonts w:ascii="Arial" w:hAnsi="Arial" w:cs="Arial" w:eastAsia="Arial"/>
                 <w:sz w:val="21"/>
                 <w:szCs w:val="21"/>
               </w:rPr>
@@ -1886,16 +1886,16 @@
             <w:pPr>
               <w:ind w:left="3"/>
               <w:rPr>
-                <w:rFonts w:ascii="Arial" w:hAnsi="Arial" w:cs="Arial"/>
-                <w:b/>
-                <w:bCs/>
-                <w:sz w:val="21"/>
-                <w:szCs w:val="21"/>
-              </w:rPr>
-            </w:pPr>
-            <w:r>
-              <w:rPr>
-                <w:rFonts w:ascii="Arial" w:hAnsi="Arial" w:cs="Arial"/>
+                <w:rFonts w:ascii="Arial" w:hAnsi="Arial" w:cs="Arial" w:eastAsia="Arial"/>
+                <w:b/>
+                <w:bCs/>
+                <w:sz w:val="21"/>
+                <w:szCs w:val="21"/>
+              </w:rPr>
+            </w:pPr>
+            <w:r>
+              <w:rPr>
+                <w:rFonts w:ascii="Arial" w:hAnsi="Arial" w:cs="Arial" w:eastAsia="Arial"/>
                 <w:b/>
                 <w:bCs/>
                 <w:sz w:val="21"/>
@@ -1919,14 +1919,14 @@
             <w:pPr>
               <w:spacing w:line="240" w:lineRule="auto"/>
               <w:rPr>
-                <w:rFonts w:ascii="Arial" w:eastAsia="Times New Roman" w:hAnsi="Arial" w:cs="Arial"/>
-                <w:sz w:val="21"/>
-                <w:szCs w:val="21"/>
-              </w:rPr>
-            </w:pPr>
-            <w:r>
-              <w:rPr>
-                <w:rFonts w:ascii="Arial" w:hAnsi="Arial" w:cs="Arial"/>
+                <w:rFonts w:ascii="Arial" w:hAnsi="Arial" w:cs="Arial" w:eastAsia="Arial"/>
+                <w:sz w:val="21"/>
+                <w:szCs w:val="21"/>
+              </w:rPr>
+            </w:pPr>
+            <w:r>
+              <w:rPr>
+                <w:rFonts w:ascii="Arial" w:hAnsi="Arial" w:cs="Arial" w:eastAsia="Arial"/>
                 <w:sz w:val="21"/>
                 <w:szCs w:val="21"/>
               </w:rPr>
@@ -1953,16 +1953,16 @@
             <w:pPr>
               <w:ind w:left="3"/>
               <w:rPr>
-                <w:rFonts w:ascii="Arial" w:hAnsi="Arial" w:cs="Arial"/>
-                <w:b/>
-                <w:bCs/>
-                <w:sz w:val="21"/>
-                <w:szCs w:val="21"/>
-              </w:rPr>
-            </w:pPr>
-            <w:r>
-              <w:rPr>
-                <w:rFonts w:ascii="Arial" w:hAnsi="Arial" w:cs="Arial"/>
+                <w:rFonts w:ascii="Arial" w:hAnsi="Arial" w:cs="Arial" w:eastAsia="Arial"/>
+                <w:b/>
+                <w:bCs/>
+                <w:sz w:val="21"/>
+                <w:szCs w:val="21"/>
+              </w:rPr>
+            </w:pPr>
+            <w:r>
+              <w:rPr>
+                <w:rFonts w:ascii="Arial" w:hAnsi="Arial" w:cs="Arial" w:eastAsia="Arial"/>
                 <w:b/>
                 <w:bCs/>
                 <w:sz w:val="21"/>
@@ -1986,14 +1986,14 @@
             <w:pPr>
               <w:spacing w:line="240" w:lineRule="auto"/>
               <w:rPr>
-                <w:rFonts w:ascii="Arial" w:eastAsia="Times New Roman" w:hAnsi="Arial" w:cs="Arial"/>
-                <w:sz w:val="21"/>
-                <w:szCs w:val="21"/>
-              </w:rPr>
-            </w:pPr>
-            <w:r>
-              <w:rPr>
-                <w:rFonts w:ascii="Arial" w:hAnsi="Arial" w:cs="Arial"/>
+                <w:rFonts w:ascii="Arial" w:hAnsi="Arial" w:cs="Arial" w:eastAsia="Arial"/>
+                <w:sz w:val="21"/>
+                <w:szCs w:val="21"/>
+              </w:rPr>
+            </w:pPr>
+            <w:r>
+              <w:rPr>
+                <w:rFonts w:ascii="Arial" w:hAnsi="Arial" w:cs="Arial" w:eastAsia="Arial"/>
                 <w:sz w:val="21"/>
                 <w:szCs w:val="21"/>
               </w:rPr>
@@ -2003,7 +2003,7 @@
           <w:p>
             <w:pPr>
               <w:rPr>
-                <w:rFonts w:ascii="Arial" w:hAnsi="Arial" w:cs="Arial"/>
+                <w:rFonts w:ascii="Arial" w:hAnsi="Arial" w:cs="Arial" w:eastAsia="Arial"/>
                 <w:sz w:val="21"/>
                 <w:szCs w:val="21"/>
               </w:rPr>
@@ -2029,16 +2029,16 @@
             <w:pPr>
               <w:ind w:left="3"/>
               <w:rPr>
-                <w:rFonts w:ascii="Arial" w:hAnsi="Arial" w:cs="Arial"/>
-                <w:b/>
-                <w:bCs/>
-                <w:sz w:val="21"/>
-                <w:szCs w:val="21"/>
-              </w:rPr>
-            </w:pPr>
-            <w:r>
-              <w:rPr>
-                <w:rFonts w:ascii="Arial" w:hAnsi="Arial" w:cs="Arial"/>
+                <w:rFonts w:ascii="Arial" w:hAnsi="Arial" w:cs="Arial" w:eastAsia="Arial"/>
+                <w:b/>
+                <w:bCs/>
+                <w:sz w:val="21"/>
+                <w:szCs w:val="21"/>
+              </w:rPr>
+            </w:pPr>
+            <w:r>
+              <w:rPr>
+                <w:rFonts w:ascii="Arial" w:hAnsi="Arial" w:cs="Arial" w:eastAsia="Arial"/>
                 <w:b/>
                 <w:bCs/>
                 <w:sz w:val="21"/>
@@ -2062,14 +2062,14 @@
             <w:pPr>
               <w:spacing w:line="240" w:lineRule="auto"/>
               <w:rPr>
-                <w:rFonts w:ascii="Arial" w:hAnsi="Arial" w:cs="Arial"/>
-                <w:sz w:val="21"/>
-                <w:szCs w:val="21"/>
-              </w:rPr>
-            </w:pPr>
-            <w:r>
-              <w:rPr>
-                <w:rFonts w:ascii="Arial" w:hAnsi="Arial" w:cs="Arial"/>
+                <w:rFonts w:ascii="Arial" w:hAnsi="Arial" w:cs="Arial" w:eastAsia="Arial"/>
+                <w:sz w:val="21"/>
+                <w:szCs w:val="21"/>
+              </w:rPr>
+            </w:pPr>
+            <w:r>
+              <w:rPr>
+                <w:rFonts w:ascii="Arial" w:hAnsi="Arial" w:cs="Arial" w:eastAsia="Arial"/>
                 <w:sz w:val="21"/>
                 <w:szCs w:val="21"/>
               </w:rPr>
@@ -2096,16 +2096,16 @@
             <w:pPr>
               <w:ind w:left="3"/>
               <w:rPr>
-                <w:rFonts w:ascii="Arial" w:hAnsi="Arial" w:cs="Arial"/>
-                <w:b/>
-                <w:bCs/>
-                <w:sz w:val="21"/>
-                <w:szCs w:val="21"/>
-              </w:rPr>
-            </w:pPr>
-            <w:r>
-              <w:rPr>
-                <w:rFonts w:ascii="Arial" w:hAnsi="Arial" w:cs="Arial"/>
+                <w:rFonts w:ascii="Arial" w:hAnsi="Arial" w:cs="Arial" w:eastAsia="Arial"/>
+                <w:b/>
+                <w:bCs/>
+                <w:sz w:val="21"/>
+                <w:szCs w:val="21"/>
+              </w:rPr>
+            </w:pPr>
+            <w:r>
+              <w:rPr>
+                <w:rFonts w:ascii="Arial" w:hAnsi="Arial" w:cs="Arial" w:eastAsia="Arial"/>
                 <w:b/>
                 <w:bCs/>
                 <w:sz w:val="21"/>
@@ -2129,14 +2129,14 @@
             <w:pPr>
               <w:spacing w:line="240" w:lineRule="auto"/>
               <w:rPr>
-                <w:rFonts w:ascii="Arial" w:hAnsi="Arial" w:cs="Arial"/>
-                <w:sz w:val="21"/>
-                <w:szCs w:val="21"/>
-              </w:rPr>
-            </w:pPr>
-            <w:r>
-              <w:rPr>
-                <w:rFonts w:ascii="Arial" w:hAnsi="Arial" w:cs="Arial"/>
+                <w:rFonts w:ascii="Arial" w:hAnsi="Arial" w:cs="Arial" w:eastAsia="Arial"/>
+                <w:sz w:val="21"/>
+                <w:szCs w:val="21"/>
+              </w:rPr>
+            </w:pPr>
+            <w:r>
+              <w:rPr>
+                <w:rFonts w:ascii="Arial" w:hAnsi="Arial" w:cs="Arial" w:eastAsia="Arial"/>
                 <w:sz w:val="21"/>
                 <w:szCs w:val="21"/>
               </w:rPr>
@@ -2144,7 +2144,7 @@
             </w:r>
             <w:r>
               <w:rPr>
-                <w:rFonts w:ascii="Arial" w:hAnsi="Arial" w:cs="Arial"/>
+                <w:rFonts w:ascii="Arial" w:hAnsi="Arial" w:cs="Arial" w:eastAsia="Arial"/>
                 <w:sz w:val="21"/>
                 <w:szCs w:val="21"/>
               </w:rPr>
@@ -2170,10 +2170,10 @@
   <w:docDefaults>
     <w:rPrDefault>
       <w:rPr>
-        <w:rFonts w:asciiTheme="minorHAnsi" w:eastAsiaTheme="minorHAnsi" w:hAnsiTheme="minorHAnsi" w:cstheme="minorBidi"/>
+        <w:rFonts w:ascii="Arial" w:hAnsi="Arial" w:cs="Arial" w:eastAsia="Arial"/>
         <w:kern w:val="2"/>
-        <w:sz w:val="24"/>
-        <w:szCs w:val="24"/>
+        <w:sz w:val="21"/>
+        <w:szCs w:val="21"/>
         <w:lang w:val="en-IN" w:eastAsia="en-US" w:bidi="ar-SA"/>
         <w14:ligatures w14:val="standardContextual"/>
       </w:rPr>
@@ -2570,9 +2570,9 @@
       <w:spacing w:line="259" w:lineRule="auto"/>
     </w:pPr>
     <w:rPr>
-      <w:rFonts w:ascii="Calibri" w:eastAsia="Calibri" w:hAnsi="Calibri" w:cs="Calibri"/>
+      <w:rFonts w:ascii="Arial" w:hAnsi="Arial" w:cs="Arial" w:eastAsia="Arial"/>
       <w:color w:val="000000"/>
-      <w:sz w:val="22"/>
+      <w:sz w:val="21"/>
       <w:lang w:eastAsia="en-IN"/>
     </w:rPr>
   </w:style>
@@ -2591,10 +2591,10 @@
       <w:outlineLvl w:val="0"/>
     </w:pPr>
     <w:rPr>
-      <w:rFonts w:asciiTheme="majorHAnsi" w:eastAsiaTheme="majorEastAsia" w:hAnsiTheme="majorHAnsi" w:cstheme="majorBidi"/>
+      <w:rFonts w:ascii="Arial" w:hAnsi="Arial" w:cs="Arial" w:eastAsia="Arial"/>
       <w:color w:val="0F4761" w:themeColor="accent1" w:themeShade="BF"/>
-      <w:sz w:val="40"/>
-      <w:szCs w:val="40"/>
+      <w:sz w:val="21"/>
+      <w:szCs w:val="21"/>
       <w:lang w:eastAsia="en-US"/>
     </w:rPr>
   </w:style>
@@ -2615,10 +2615,10 @@
       <w:outlineLvl w:val="1"/>
     </w:pPr>
     <w:rPr>
-      <w:rFonts w:asciiTheme="majorHAnsi" w:eastAsiaTheme="majorEastAsia" w:hAnsiTheme="majorHAnsi" w:cstheme="majorBidi"/>
+      <w:rFonts w:ascii="Arial" w:hAnsi="Arial" w:cs="Arial" w:eastAsia="Arial"/>
       <w:color w:val="0F4761" w:themeColor="accent1" w:themeShade="BF"/>
-      <w:sz w:val="32"/>
-      <w:szCs w:val="32"/>
+      <w:sz w:val="21"/>
+      <w:szCs w:val="21"/>
       <w:lang w:eastAsia="en-US"/>
     </w:rPr>
   </w:style>
@@ -2639,10 +2639,10 @@
       <w:outlineLvl w:val="2"/>
     </w:pPr>
     <w:rPr>
-      <w:rFonts w:asciiTheme="minorHAnsi" w:eastAsiaTheme="majorEastAsia" w:hAnsiTheme="minorHAnsi" w:cstheme="majorBidi"/>
+      <w:rFonts w:ascii="Arial" w:hAnsi="Arial" w:cs="Arial" w:eastAsia="Arial"/>
       <w:color w:val="0F4761" w:themeColor="accent1" w:themeShade="BF"/>
-      <w:sz w:val="28"/>
-      <w:szCs w:val="28"/>
+      <w:sz w:val="21"/>
+      <w:szCs w:val="21"/>
       <w:lang w:eastAsia="en-US"/>
     </w:rPr>
   </w:style>
@@ -2663,11 +2663,11 @@
       <w:outlineLvl w:val="3"/>
     </w:pPr>
     <w:rPr>
-      <w:rFonts w:asciiTheme="minorHAnsi" w:eastAsiaTheme="majorEastAsia" w:hAnsiTheme="minorHAnsi" w:cstheme="majorBidi"/>
+      <w:rFonts w:ascii="Arial" w:hAnsi="Arial" w:cs="Arial" w:eastAsia="Arial"/>
       <w:i/>
       <w:iCs/>
       <w:color w:val="0F4761" w:themeColor="accent1" w:themeShade="BF"/>
-      <w:sz w:val="24"/>
+      <w:sz w:val="21"/>
       <w:lang w:eastAsia="en-US"/>
     </w:rPr>
   </w:style>
@@ -2688,9 +2688,9 @@
       <w:outlineLvl w:val="4"/>
     </w:pPr>
     <w:rPr>
-      <w:rFonts w:asciiTheme="minorHAnsi" w:eastAsiaTheme="majorEastAsia" w:hAnsiTheme="minorHAnsi" w:cstheme="majorBidi"/>
+      <w:rFonts w:ascii="Arial" w:hAnsi="Arial" w:cs="Arial" w:eastAsia="Arial"/>
       <w:color w:val="0F4761" w:themeColor="accent1" w:themeShade="BF"/>
-      <w:sz w:val="24"/>
+      <w:sz w:val="21"/>
       <w:lang w:eastAsia="en-US"/>
     </w:rPr>
   </w:style>
@@ -2711,11 +2711,11 @@
       <w:outlineLvl w:val="5"/>
     </w:pPr>
     <w:rPr>
-      <w:rFonts w:asciiTheme="minorHAnsi" w:eastAsiaTheme="majorEastAsia" w:hAnsiTheme="minorHAnsi" w:cstheme="majorBidi"/>
+      <w:rFonts w:ascii="Arial" w:hAnsi="Arial" w:cs="Arial" w:eastAsia="Arial"/>
       <w:i/>
       <w:iCs/>
       <w:color w:val="595959" w:themeColor="text1" w:themeTint="A6"/>
-      <w:sz w:val="24"/>
+      <w:sz w:val="21"/>
       <w:lang w:eastAsia="en-US"/>
     </w:rPr>
   </w:style>
@@ -2736,9 +2736,9 @@
       <w:outlineLvl w:val="6"/>
     </w:pPr>
     <w:rPr>
-      <w:rFonts w:asciiTheme="minorHAnsi" w:eastAsiaTheme="majorEastAsia" w:hAnsiTheme="minorHAnsi" w:cstheme="majorBidi"/>
+      <w:rFonts w:ascii="Arial" w:hAnsi="Arial" w:cs="Arial" w:eastAsia="Arial"/>
       <w:color w:val="595959" w:themeColor="text1" w:themeTint="A6"/>
-      <w:sz w:val="24"/>
+      <w:sz w:val="21"/>
       <w:lang w:eastAsia="en-US"/>
     </w:rPr>
   </w:style>
@@ -2759,11 +2759,11 @@
       <w:outlineLvl w:val="7"/>
     </w:pPr>
     <w:rPr>
-      <w:rFonts w:asciiTheme="minorHAnsi" w:eastAsiaTheme="majorEastAsia" w:hAnsiTheme="minorHAnsi" w:cstheme="majorBidi"/>
+      <w:rFonts w:ascii="Arial" w:hAnsi="Arial" w:cs="Arial" w:eastAsia="Arial"/>
       <w:i/>
       <w:iCs/>
       <w:color w:val="272727" w:themeColor="text1" w:themeTint="D8"/>
-      <w:sz w:val="24"/>
+      <w:sz w:val="21"/>
       <w:lang w:eastAsia="en-US"/>
     </w:rPr>
   </w:style>
@@ -2784,9 +2784,9 @@
       <w:outlineLvl w:val="8"/>
     </w:pPr>
     <w:rPr>
-      <w:rFonts w:asciiTheme="minorHAnsi" w:eastAsiaTheme="majorEastAsia" w:hAnsiTheme="minorHAnsi" w:cstheme="majorBidi"/>
+      <w:rFonts w:ascii="Arial" w:hAnsi="Arial" w:cs="Arial" w:eastAsia="Arial"/>
       <w:color w:val="272727" w:themeColor="text1" w:themeTint="D8"/>
-      <w:sz w:val="24"/>
+      <w:sz w:val="21"/>
       <w:lang w:eastAsia="en-US"/>
     </w:rPr>
   </w:style>
@@ -2824,10 +2824,10 @@
     <w:uiPriority w:val="9"/>
     <w:rsid w:val="00C44E90"/>
     <w:rPr>
-      <w:rFonts w:asciiTheme="majorHAnsi" w:eastAsiaTheme="majorEastAsia" w:hAnsiTheme="majorHAnsi" w:cstheme="majorBidi"/>
+      <w:rFonts w:ascii="Arial" w:hAnsi="Arial" w:cs="Arial" w:eastAsia="Arial"/>
       <w:color w:val="0F4761" w:themeColor="accent1" w:themeShade="BF"/>
-      <w:sz w:val="40"/>
-      <w:szCs w:val="40"/>
+      <w:sz w:val="21"/>
+      <w:szCs w:val="21"/>
     </w:rPr>
   </w:style>
   <w:style w:type="character" w:customStyle="1" w:styleId="Heading2Char">
@@ -2838,10 +2838,10 @@
     <w:semiHidden/>
     <w:rsid w:val="00C44E90"/>
     <w:rPr>
-      <w:rFonts w:asciiTheme="majorHAnsi" w:eastAsiaTheme="majorEastAsia" w:hAnsiTheme="majorHAnsi" w:cstheme="majorBidi"/>
+      <w:rFonts w:ascii="Arial" w:hAnsi="Arial" w:cs="Arial" w:eastAsia="Arial"/>
       <w:color w:val="0F4761" w:themeColor="accent1" w:themeShade="BF"/>
-      <w:sz w:val="32"/>
-      <w:szCs w:val="32"/>
+      <w:sz w:val="21"/>
+      <w:szCs w:val="21"/>
     </w:rPr>
   </w:style>
   <w:style w:type="character" w:customStyle="1" w:styleId="Heading3Char">
@@ -2852,10 +2852,10 @@
     <w:semiHidden/>
     <w:rsid w:val="00C44E90"/>
     <w:rPr>
-      <w:rFonts w:eastAsiaTheme="majorEastAsia" w:cstheme="majorBidi"/>
+      <w:rFonts w:ascii="Arial" w:hAnsi="Arial" w:cs="Arial" w:eastAsia="Arial"/>
       <w:color w:val="0F4761" w:themeColor="accent1" w:themeShade="BF"/>
-      <w:sz w:val="28"/>
-      <w:szCs w:val="28"/>
+      <w:sz w:val="21"/>
+      <w:szCs w:val="21"/>
     </w:rPr>
   </w:style>
   <w:style w:type="character" w:customStyle="1" w:styleId="Heading4Char">
@@ -2866,7 +2866,7 @@
     <w:semiHidden/>
     <w:rsid w:val="00C44E90"/>
     <w:rPr>
-      <w:rFonts w:eastAsiaTheme="majorEastAsia" w:cstheme="majorBidi"/>
+      <w:rFonts w:ascii="Arial" w:hAnsi="Arial" w:cs="Arial" w:eastAsia="Arial"/>
       <w:i/>
       <w:iCs/>
       <w:color w:val="0F4761" w:themeColor="accent1" w:themeShade="BF"/>
@@ -2880,7 +2880,7 @@
     <w:semiHidden/>
     <w:rsid w:val="00C44E90"/>
     <w:rPr>
-      <w:rFonts w:eastAsiaTheme="majorEastAsia" w:cstheme="majorBidi"/>
+      <w:rFonts w:ascii="Arial" w:hAnsi="Arial" w:cs="Arial" w:eastAsia="Arial"/>
       <w:color w:val="0F4761" w:themeColor="accent1" w:themeShade="BF"/>
     </w:rPr>
   </w:style>
@@ -2892,7 +2892,7 @@
     <w:semiHidden/>
     <w:rsid w:val="00C44E90"/>
     <w:rPr>
-      <w:rFonts w:eastAsiaTheme="majorEastAsia" w:cstheme="majorBidi"/>
+      <w:rFonts w:ascii="Arial" w:hAnsi="Arial" w:cs="Arial" w:eastAsia="Arial"/>
       <w:i/>
       <w:iCs/>
       <w:color w:val="595959" w:themeColor="text1" w:themeTint="A6"/>
@@ -2906,7 +2906,7 @@
     <w:semiHidden/>
     <w:rsid w:val="00C44E90"/>
     <w:rPr>
-      <w:rFonts w:eastAsiaTheme="majorEastAsia" w:cstheme="majorBidi"/>
+      <w:rFonts w:ascii="Arial" w:hAnsi="Arial" w:cs="Arial" w:eastAsia="Arial"/>
       <w:color w:val="595959" w:themeColor="text1" w:themeTint="A6"/>
     </w:rPr>
   </w:style>
@@ -2918,7 +2918,7 @@
     <w:semiHidden/>
     <w:rsid w:val="00C44E90"/>
     <w:rPr>
-      <w:rFonts w:eastAsiaTheme="majorEastAsia" w:cstheme="majorBidi"/>
+      <w:rFonts w:ascii="Arial" w:hAnsi="Arial" w:cs="Arial" w:eastAsia="Arial"/>
       <w:i/>
       <w:iCs/>
       <w:color w:val="272727" w:themeColor="text1" w:themeTint="D8"/>
@@ -2932,7 +2932,7 @@
     <w:semiHidden/>
     <w:rsid w:val="00C44E90"/>
     <w:rPr>
-      <w:rFonts w:eastAsiaTheme="majorEastAsia" w:cstheme="majorBidi"/>
+      <w:rFonts w:ascii="Arial" w:hAnsi="Arial" w:cs="Arial" w:eastAsia="Arial"/>
       <w:color w:val="272727" w:themeColor="text1" w:themeTint="D8"/>
     </w:rPr>
   </w:style>
@@ -2949,12 +2949,12 @@
       <w:contextualSpacing/>
     </w:pPr>
     <w:rPr>
-      <w:rFonts w:asciiTheme="majorHAnsi" w:eastAsiaTheme="majorEastAsia" w:hAnsiTheme="majorHAnsi" w:cstheme="majorBidi"/>
+      <w:rFonts w:ascii="Arial" w:hAnsi="Arial" w:cs="Arial" w:eastAsia="Arial"/>
       <w:color w:val="auto"/>
       <w:spacing w:val="-10"/>
       <w:kern w:val="28"/>
-      <w:sz w:val="56"/>
-      <w:szCs w:val="56"/>
+      <w:sz w:val="21"/>
+      <w:szCs w:val="21"/>
       <w:lang w:eastAsia="en-US"/>
     </w:rPr>
   </w:style>
@@ -2965,11 +2965,11 @@
     <w:uiPriority w:val="10"/>
     <w:rsid w:val="00C44E90"/>
     <w:rPr>
-      <w:rFonts w:asciiTheme="majorHAnsi" w:eastAsiaTheme="majorEastAsia" w:hAnsiTheme="majorHAnsi" w:cstheme="majorBidi"/>
+      <w:rFonts w:ascii="Arial" w:hAnsi="Arial" w:cs="Arial" w:eastAsia="Arial"/>
       <w:spacing w:val="-10"/>
       <w:kern w:val="28"/>
-      <w:sz w:val="56"/>
-      <w:szCs w:val="56"/>
+      <w:sz w:val="21"/>
+      <w:szCs w:val="21"/>
     </w:rPr>
   </w:style>
   <w:style w:type="paragraph" w:styleId="Subtitle">
@@ -2987,11 +2987,11 @@
       <w:spacing w:line="278" w:lineRule="auto"/>
     </w:pPr>
     <w:rPr>
-      <w:rFonts w:asciiTheme="minorHAnsi" w:eastAsiaTheme="majorEastAsia" w:hAnsiTheme="minorHAnsi" w:cstheme="majorBidi"/>
+      <w:rFonts w:ascii="Arial" w:hAnsi="Arial" w:cs="Arial" w:eastAsia="Arial"/>
       <w:color w:val="595959" w:themeColor="text1" w:themeTint="A6"/>
       <w:spacing w:val="15"/>
-      <w:sz w:val="28"/>
-      <w:szCs w:val="28"/>
+      <w:sz w:val="21"/>
+      <w:szCs w:val="21"/>
       <w:lang w:eastAsia="en-US"/>
     </w:rPr>
   </w:style>
@@ -3002,11 +3002,11 @@
     <w:uiPriority w:val="11"/>
     <w:rsid w:val="00C44E90"/>
     <w:rPr>
-      <w:rFonts w:eastAsiaTheme="majorEastAsia" w:cstheme="majorBidi"/>
+      <w:rFonts w:ascii="Arial" w:hAnsi="Arial" w:cs="Arial" w:eastAsia="Arial"/>
       <w:color w:val="595959" w:themeColor="text1" w:themeTint="A6"/>
       <w:spacing w:val="15"/>
-      <w:sz w:val="28"/>
-      <w:szCs w:val="28"/>
+      <w:sz w:val="21"/>
+      <w:szCs w:val="21"/>
     </w:rPr>
   </w:style>
   <w:style w:type="paragraph" w:styleId="Quote">
@@ -3022,11 +3022,11 @@
       <w:jc w:val="center"/>
     </w:pPr>
     <w:rPr>
-      <w:rFonts w:asciiTheme="minorHAnsi" w:eastAsiaTheme="minorHAnsi" w:hAnsiTheme="minorHAnsi" w:cstheme="minorBidi"/>
+      <w:rFonts w:ascii="Arial" w:hAnsi="Arial" w:cs="Arial" w:eastAsia="Arial"/>
       <w:i/>
       <w:iCs/>
       <w:color w:val="404040" w:themeColor="text1" w:themeTint="BF"/>
-      <w:sz w:val="24"/>
+      <w:sz w:val="21"/>
       <w:lang w:eastAsia="en-US"/>
     </w:rPr>
   </w:style>
@@ -3054,9 +3054,9 @@
       <w:contextualSpacing/>
     </w:pPr>
     <w:rPr>
-      <w:rFonts w:asciiTheme="minorHAnsi" w:eastAsiaTheme="minorHAnsi" w:hAnsiTheme="minorHAnsi" w:cstheme="minorBidi"/>
+      <w:rFonts w:ascii="Arial" w:hAnsi="Arial" w:cs="Arial" w:eastAsia="Arial"/>
       <w:color w:val="auto"/>
-      <w:sz w:val="24"/>
+      <w:sz w:val="21"/>
       <w:lang w:eastAsia="en-US"/>
     </w:rPr>
   </w:style>
@@ -3090,11 +3090,11 @@
       <w:jc w:val="center"/>
     </w:pPr>
     <w:rPr>
-      <w:rFonts w:asciiTheme="minorHAnsi" w:eastAsiaTheme="minorHAnsi" w:hAnsiTheme="minorHAnsi" w:cstheme="minorBidi"/>
+      <w:rFonts w:ascii="Arial" w:hAnsi="Arial" w:cs="Arial" w:eastAsia="Arial"/>
       <w:i/>
       <w:iCs/>
       <w:color w:val="0F4761" w:themeColor="accent1" w:themeShade="BF"/>
-      <w:sz w:val="24"/>
+      <w:sz w:val="21"/>
       <w:lang w:eastAsia="en-US"/>
     </w:rPr>
   </w:style>
@@ -3131,7 +3131,7 @@
       <w:spacing w:after="0" w:line="240" w:lineRule="auto"/>
     </w:pPr>
     <w:rPr>
-      <w:rFonts w:eastAsiaTheme="minorEastAsia"/>
+      <w:rFonts w:ascii="Arial" w:hAnsi="Arial" w:cs="Arial" w:eastAsia="Arial"/>
       <w:lang w:eastAsia="en-IN"/>
     </w:rPr>
     <w:tblPr>
